--- a/.vs/Lê Thị Anh Thư_33254020040.docx
+++ b/.vs/Lê Thị Anh Thư_33254020040.docx
@@ -896,7 +896,6 @@
         <w:t xml:space="preserve">, while </w:t>
       </w:r>
       <w:proofErr w:type="spellStart"/>
-      <w:proofErr w:type="gramStart"/>
       <w:r>
         <w:rPr>
           <w:rFonts w:ascii="Times New Roman" w:eastAsia="Times New Roman" w:hAnsi="Times New Roman" w:cs="Times New Roman"/>
@@ -916,18 +915,7 @@
           <w:szCs w:val="20"/>
           <w14:ligatures w14:val="none"/>
         </w:rPr>
-        <w:t>(</w:t>
-      </w:r>
-      <w:proofErr w:type="gramEnd"/>
-      <w:r>
-        <w:rPr>
-          <w:rFonts w:ascii="Times New Roman" w:eastAsia="Times New Roman" w:hAnsi="Times New Roman" w:cs="Times New Roman"/>
-          <w:kern w:val="0"/>
-          <w:sz w:val="20"/>
-          <w:szCs w:val="20"/>
-          <w14:ligatures w14:val="none"/>
-        </w:rPr>
-        <w:t>)</w:t>
+        <w:t>()</w:t>
       </w:r>
       <w:r>
         <w:rPr>
@@ -1234,6 +1222,270 @@
           <w14:ligatures w14:val="none"/>
         </w:rPr>
         <w:t xml:space="preserve"> </w:t>
+      </w:r>
+      <w:proofErr w:type="spellStart"/>
+      <w:r>
+        <w:rPr>
+          <w:rFonts w:ascii="Times New Roman" w:eastAsia="Times New Roman" w:hAnsi="Times New Roman" w:cs="Times New Roman"/>
+          <w:kern w:val="0"/>
+          <w:sz w:val="20"/>
+          <w:szCs w:val="20"/>
+          <w14:ligatures w14:val="none"/>
+        </w:rPr>
+        <w:t>GetClassification</w:t>
+      </w:r>
+      <w:proofErr w:type="spellEnd"/>
+      <w:r>
+        <w:rPr>
+          <w:rFonts w:ascii="Times New Roman" w:eastAsia="Times New Roman" w:hAnsi="Times New Roman" w:cs="Times New Roman"/>
+          <w:kern w:val="0"/>
+          <w:sz w:val="20"/>
+          <w:szCs w:val="20"/>
+          <w14:ligatures w14:val="none"/>
+        </w:rPr>
+        <w:t>()</w:t>
+      </w:r>
+      <w:r>
+        <w:rPr>
+          <w:rFonts w:ascii="Times New Roman" w:eastAsia="Times New Roman" w:hAnsi="Times New Roman" w:cs="Times New Roman"/>
+          <w:kern w:val="0"/>
+          <w14:ligatures w14:val="none"/>
+        </w:rPr>
+        <w:t xml:space="preserve"> </w:t>
+      </w:r>
+      <w:proofErr w:type="spellStart"/>
+      <w:r>
+        <w:rPr>
+          <w:rFonts w:ascii="Times New Roman" w:eastAsia="Times New Roman" w:hAnsi="Times New Roman" w:cs="Times New Roman"/>
+          <w:kern w:val="0"/>
+          <w14:ligatures w14:val="none"/>
+        </w:rPr>
+        <w:t>để</w:t>
+      </w:r>
+      <w:proofErr w:type="spellEnd"/>
+      <w:r>
+        <w:rPr>
+          <w:rFonts w:ascii="Times New Roman" w:eastAsia="Times New Roman" w:hAnsi="Times New Roman" w:cs="Times New Roman"/>
+          <w:kern w:val="0"/>
+          <w14:ligatures w14:val="none"/>
+        </w:rPr>
+        <w:t xml:space="preserve"> </w:t>
+      </w:r>
+      <w:proofErr w:type="spellStart"/>
+      <w:r>
+        <w:rPr>
+          <w:rFonts w:ascii="Times New Roman" w:eastAsia="Times New Roman" w:hAnsi="Times New Roman" w:cs="Times New Roman"/>
+          <w:kern w:val="0"/>
+          <w14:ligatures w14:val="none"/>
+        </w:rPr>
+        <w:t>tìm</w:t>
+      </w:r>
+      <w:proofErr w:type="spellEnd"/>
+      <w:r>
+        <w:rPr>
+          <w:rFonts w:ascii="Times New Roman" w:eastAsia="Times New Roman" w:hAnsi="Times New Roman" w:cs="Times New Roman"/>
+          <w:kern w:val="0"/>
+          <w14:ligatures w14:val="none"/>
+        </w:rPr>
+        <w:t xml:space="preserve"> </w:t>
+      </w:r>
+      <w:proofErr w:type="spellStart"/>
+      <w:r>
+        <w:rPr>
+          <w:rFonts w:ascii="Times New Roman" w:eastAsia="Times New Roman" w:hAnsi="Times New Roman" w:cs="Times New Roman"/>
+          <w:kern w:val="0"/>
+          <w14:ligatures w14:val="none"/>
+        </w:rPr>
+        <w:t>điểm</w:t>
+      </w:r>
+      <w:proofErr w:type="spellEnd"/>
+      <w:r>
+        <w:rPr>
+          <w:rFonts w:ascii="Times New Roman" w:eastAsia="Times New Roman" w:hAnsi="Times New Roman" w:cs="Times New Roman"/>
+          <w:kern w:val="0"/>
+          <w14:ligatures w14:val="none"/>
+        </w:rPr>
+        <w:t xml:space="preserve"> </w:t>
+      </w:r>
+      <w:proofErr w:type="spellStart"/>
+      <w:r>
+        <w:rPr>
+          <w:rFonts w:ascii="Times New Roman" w:eastAsia="Times New Roman" w:hAnsi="Times New Roman" w:cs="Times New Roman"/>
+          <w:kern w:val="0"/>
+          <w14:ligatures w14:val="none"/>
+        </w:rPr>
+        <w:t>cụ</w:t>
+      </w:r>
+      <w:proofErr w:type="spellEnd"/>
+      <w:r>
+        <w:rPr>
+          <w:rFonts w:ascii="Times New Roman" w:eastAsia="Times New Roman" w:hAnsi="Times New Roman" w:cs="Times New Roman"/>
+          <w:kern w:val="0"/>
+          <w14:ligatures w14:val="none"/>
+        </w:rPr>
+        <w:t xml:space="preserve"> </w:t>
+      </w:r>
+      <w:proofErr w:type="spellStart"/>
+      <w:r>
+        <w:rPr>
+          <w:rFonts w:ascii="Times New Roman" w:eastAsia="Times New Roman" w:hAnsi="Times New Roman" w:cs="Times New Roman"/>
+          <w:kern w:val="0"/>
+          <w14:ligatures w14:val="none"/>
+        </w:rPr>
+        <w:t>thể</w:t>
+      </w:r>
+      <w:proofErr w:type="spellEnd"/>
+      <w:r>
+        <w:rPr>
+          <w:rFonts w:ascii="Times New Roman" w:eastAsia="Times New Roman" w:hAnsi="Times New Roman" w:cs="Times New Roman"/>
+          <w:kern w:val="0"/>
+          <w14:ligatures w14:val="none"/>
+        </w:rPr>
+        <w:t xml:space="preserve"> </w:t>
+      </w:r>
+      <w:proofErr w:type="spellStart"/>
+      <w:r>
+        <w:rPr>
+          <w:rFonts w:ascii="Times New Roman" w:eastAsia="Times New Roman" w:hAnsi="Times New Roman" w:cs="Times New Roman"/>
+          <w:kern w:val="0"/>
+          <w14:ligatures w14:val="none"/>
+        </w:rPr>
+        <w:t>của</w:t>
+      </w:r>
+      <w:proofErr w:type="spellEnd"/>
+      <w:r>
+        <w:rPr>
+          <w:rFonts w:ascii="Times New Roman" w:eastAsia="Times New Roman" w:hAnsi="Times New Roman" w:cs="Times New Roman"/>
+          <w:kern w:val="0"/>
+          <w14:ligatures w14:val="none"/>
+        </w:rPr>
+        <w:t xml:space="preserve"> </w:t>
+      </w:r>
+      <w:proofErr w:type="spellStart"/>
+      <w:r>
+        <w:rPr>
+          <w:rFonts w:ascii="Times New Roman" w:eastAsia="Times New Roman" w:hAnsi="Times New Roman" w:cs="Times New Roman"/>
+          <w:kern w:val="0"/>
+          <w14:ligatures w14:val="none"/>
+        </w:rPr>
+        <w:t>sinh</w:t>
+      </w:r>
+      <w:proofErr w:type="spellEnd"/>
+      <w:r>
+        <w:rPr>
+          <w:rFonts w:ascii="Times New Roman" w:eastAsia="Times New Roman" w:hAnsi="Times New Roman" w:cs="Times New Roman"/>
+          <w:kern w:val="0"/>
+          <w14:ligatures w14:val="none"/>
+        </w:rPr>
+        <w:t xml:space="preserve"> </w:t>
+      </w:r>
+      <w:proofErr w:type="spellStart"/>
+      <w:r>
+        <w:rPr>
+          <w:rFonts w:ascii="Times New Roman" w:eastAsia="Times New Roman" w:hAnsi="Times New Roman" w:cs="Times New Roman"/>
+          <w:kern w:val="0"/>
+          <w14:ligatures w14:val="none"/>
+        </w:rPr>
+        <w:t>viên</w:t>
+      </w:r>
+      <w:proofErr w:type="spellEnd"/>
+      <w:r>
+        <w:rPr>
+          <w:rFonts w:ascii="Times New Roman" w:eastAsia="Times New Roman" w:hAnsi="Times New Roman" w:cs="Times New Roman"/>
+          <w:kern w:val="0"/>
+          <w14:ligatures w14:val="none"/>
+        </w:rPr>
+        <w:t xml:space="preserve"> </w:t>
+      </w:r>
+      <w:proofErr w:type="spellStart"/>
+      <w:r>
+        <w:rPr>
+          <w:rFonts w:ascii="Times New Roman" w:eastAsia="Times New Roman" w:hAnsi="Times New Roman" w:cs="Times New Roman"/>
+          <w:kern w:val="0"/>
+          <w14:ligatures w14:val="none"/>
+        </w:rPr>
+        <w:t>để</w:t>
+      </w:r>
+      <w:proofErr w:type="spellEnd"/>
+      <w:r>
+        <w:rPr>
+          <w:rFonts w:ascii="Times New Roman" w:eastAsia="Times New Roman" w:hAnsi="Times New Roman" w:cs="Times New Roman"/>
+          <w:kern w:val="0"/>
+          <w14:ligatures w14:val="none"/>
+        </w:rPr>
+        <w:t xml:space="preserve"> </w:t>
+      </w:r>
+      <w:proofErr w:type="spellStart"/>
+      <w:r>
+        <w:rPr>
+          <w:rFonts w:ascii="Times New Roman" w:eastAsia="Times New Roman" w:hAnsi="Times New Roman" w:cs="Times New Roman"/>
+          <w:kern w:val="0"/>
+          <w14:ligatures w14:val="none"/>
+        </w:rPr>
+        <w:t>trả</w:t>
+      </w:r>
+      <w:proofErr w:type="spellEnd"/>
+      <w:r>
+        <w:rPr>
+          <w:rFonts w:ascii="Times New Roman" w:eastAsia="Times New Roman" w:hAnsi="Times New Roman" w:cs="Times New Roman"/>
+          <w:kern w:val="0"/>
+          <w14:ligatures w14:val="none"/>
+        </w:rPr>
+        <w:t xml:space="preserve"> </w:t>
+      </w:r>
+      <w:proofErr w:type="spellStart"/>
+      <w:r>
+        <w:rPr>
+          <w:rFonts w:ascii="Times New Roman" w:eastAsia="Times New Roman" w:hAnsi="Times New Roman" w:cs="Times New Roman"/>
+          <w:kern w:val="0"/>
+          <w14:ligatures w14:val="none"/>
+        </w:rPr>
+        <w:t>về</w:t>
+      </w:r>
+      <w:proofErr w:type="spellEnd"/>
+      <w:r>
+        <w:rPr>
+          <w:rFonts w:ascii="Times New Roman" w:eastAsia="Times New Roman" w:hAnsi="Times New Roman" w:cs="Times New Roman"/>
+          <w:kern w:val="0"/>
+          <w14:ligatures w14:val="none"/>
+        </w:rPr>
+        <w:t xml:space="preserve"> </w:t>
+      </w:r>
+      <w:proofErr w:type="spellStart"/>
+      <w:r>
+        <w:rPr>
+          <w:rFonts w:ascii="Times New Roman" w:eastAsia="Times New Roman" w:hAnsi="Times New Roman" w:cs="Times New Roman"/>
+          <w:kern w:val="0"/>
+          <w14:ligatures w14:val="none"/>
+        </w:rPr>
+        <w:t>giá</w:t>
+      </w:r>
+      <w:proofErr w:type="spellEnd"/>
+      <w:r>
+        <w:rPr>
+          <w:rFonts w:ascii="Times New Roman" w:eastAsia="Times New Roman" w:hAnsi="Times New Roman" w:cs="Times New Roman"/>
+          <w:kern w:val="0"/>
+          <w14:ligatures w14:val="none"/>
+        </w:rPr>
+        <w:t xml:space="preserve"> </w:t>
+      </w:r>
+      <w:proofErr w:type="spellStart"/>
+      <w:r>
+        <w:rPr>
+          <w:rFonts w:ascii="Times New Roman" w:eastAsia="Times New Roman" w:hAnsi="Times New Roman" w:cs="Times New Roman"/>
+          <w:kern w:val="0"/>
+          <w14:ligatures w14:val="none"/>
+        </w:rPr>
+        <w:t>trị</w:t>
+      </w:r>
+      <w:proofErr w:type="spellEnd"/>
+      <w:r>
+        <w:rPr>
+          <w:rFonts w:ascii="Times New Roman" w:eastAsia="Times New Roman" w:hAnsi="Times New Roman" w:cs="Times New Roman"/>
+          <w:kern w:val="0"/>
+          <w14:ligatures w14:val="none"/>
+        </w:rPr>
+        <w:t xml:space="preserve"> Excellent,…</w:t>
       </w:r>
     </w:p>
     <w:p>
@@ -1278,6 +1530,232 @@
     </w:p>
     <w:p>
       <w:pPr>
+        <w:spacing w:before="100" w:beforeAutospacing="1" w:after="100" w:afterAutospacing="1" w:line="240" w:lineRule="auto"/>
+        <w:rPr>
+          <w:rFonts w:ascii="Times New Roman" w:eastAsia="Times New Roman" w:hAnsi="Times New Roman" w:cs="Times New Roman"/>
+          <w:kern w:val="0"/>
+          <w14:ligatures w14:val="none"/>
+        </w:rPr>
+      </w:pPr>
+      <w:proofErr w:type="spellStart"/>
+      <w:r>
+        <w:rPr>
+          <w:rFonts w:ascii="Times New Roman" w:eastAsia="Times New Roman" w:hAnsi="Times New Roman" w:cs="Times New Roman"/>
+          <w:kern w:val="0"/>
+          <w14:ligatures w14:val="none"/>
+        </w:rPr>
+        <w:t>Không</w:t>
+      </w:r>
+      <w:proofErr w:type="spellEnd"/>
+      <w:r>
+        <w:rPr>
+          <w:rFonts w:ascii="Times New Roman" w:eastAsia="Times New Roman" w:hAnsi="Times New Roman" w:cs="Times New Roman"/>
+          <w:kern w:val="0"/>
+          <w14:ligatures w14:val="none"/>
+        </w:rPr>
+        <w:t xml:space="preserve"> </w:t>
+      </w:r>
+      <w:proofErr w:type="spellStart"/>
+      <w:r>
+        <w:rPr>
+          <w:rFonts w:ascii="Times New Roman" w:eastAsia="Times New Roman" w:hAnsi="Times New Roman" w:cs="Times New Roman"/>
+          <w:kern w:val="0"/>
+          <w14:ligatures w14:val="none"/>
+        </w:rPr>
+        <w:t>hợp</w:t>
+      </w:r>
+      <w:proofErr w:type="spellEnd"/>
+      <w:r>
+        <w:rPr>
+          <w:rFonts w:ascii="Times New Roman" w:eastAsia="Times New Roman" w:hAnsi="Times New Roman" w:cs="Times New Roman"/>
+          <w:kern w:val="0"/>
+          <w14:ligatures w14:val="none"/>
+        </w:rPr>
+        <w:t xml:space="preserve"> </w:t>
+      </w:r>
+      <w:proofErr w:type="spellStart"/>
+      <w:r>
+        <w:rPr>
+          <w:rFonts w:ascii="Times New Roman" w:eastAsia="Times New Roman" w:hAnsi="Times New Roman" w:cs="Times New Roman"/>
+          <w:kern w:val="0"/>
+          <w14:ligatures w14:val="none"/>
+        </w:rPr>
+        <w:t>lệ</w:t>
+      </w:r>
+      <w:proofErr w:type="spellEnd"/>
+      <w:r>
+        <w:rPr>
+          <w:rFonts w:ascii="Times New Roman" w:eastAsia="Times New Roman" w:hAnsi="Times New Roman" w:cs="Times New Roman"/>
+          <w:kern w:val="0"/>
+          <w14:ligatures w14:val="none"/>
+        </w:rPr>
+        <w:t xml:space="preserve"> </w:t>
+      </w:r>
+      <w:proofErr w:type="spellStart"/>
+      <w:r>
+        <w:rPr>
+          <w:rFonts w:ascii="Times New Roman" w:eastAsia="Times New Roman" w:hAnsi="Times New Roman" w:cs="Times New Roman"/>
+          <w:kern w:val="0"/>
+          <w14:ligatures w14:val="none"/>
+        </w:rPr>
+        <w:t>cho</w:t>
+      </w:r>
+      <w:proofErr w:type="spellEnd"/>
+      <w:r>
+        <w:rPr>
+          <w:rFonts w:ascii="Times New Roman" w:eastAsia="Times New Roman" w:hAnsi="Times New Roman" w:cs="Times New Roman"/>
+          <w:kern w:val="0"/>
+          <w14:ligatures w14:val="none"/>
+        </w:rPr>
+        <w:t xml:space="preserve"> C#. </w:t>
+      </w:r>
+      <w:proofErr w:type="spellStart"/>
+      <w:r>
+        <w:rPr>
+          <w:rFonts w:ascii="Times New Roman" w:eastAsia="Times New Roman" w:hAnsi="Times New Roman" w:cs="Times New Roman"/>
+          <w:kern w:val="0"/>
+          <w14:ligatures w14:val="none"/>
+        </w:rPr>
+        <w:t>sẽ</w:t>
+      </w:r>
+      <w:proofErr w:type="spellEnd"/>
+      <w:r>
+        <w:rPr>
+          <w:rFonts w:ascii="Times New Roman" w:eastAsia="Times New Roman" w:hAnsi="Times New Roman" w:cs="Times New Roman"/>
+          <w:kern w:val="0"/>
+          <w14:ligatures w14:val="none"/>
+        </w:rPr>
+        <w:t xml:space="preserve"> </w:t>
+      </w:r>
+      <w:proofErr w:type="spellStart"/>
+      <w:r>
+        <w:rPr>
+          <w:rFonts w:ascii="Times New Roman" w:eastAsia="Times New Roman" w:hAnsi="Times New Roman" w:cs="Times New Roman"/>
+          <w:kern w:val="0"/>
+          <w14:ligatures w14:val="none"/>
+        </w:rPr>
+        <w:t>báo</w:t>
+      </w:r>
+      <w:proofErr w:type="spellEnd"/>
+      <w:r>
+        <w:rPr>
+          <w:rFonts w:ascii="Times New Roman" w:eastAsia="Times New Roman" w:hAnsi="Times New Roman" w:cs="Times New Roman"/>
+          <w:kern w:val="0"/>
+          <w14:ligatures w14:val="none"/>
+        </w:rPr>
+        <w:t xml:space="preserve"> </w:t>
+      </w:r>
+      <w:proofErr w:type="spellStart"/>
+      <w:r>
+        <w:rPr>
+          <w:rFonts w:ascii="Times New Roman" w:eastAsia="Times New Roman" w:hAnsi="Times New Roman" w:cs="Times New Roman"/>
+          <w:kern w:val="0"/>
+          <w14:ligatures w14:val="none"/>
+        </w:rPr>
+        <w:t>lỗi</w:t>
+      </w:r>
+      <w:proofErr w:type="spellEnd"/>
+      <w:r>
+        <w:rPr>
+          <w:rFonts w:ascii="Times New Roman" w:eastAsia="Times New Roman" w:hAnsi="Times New Roman" w:cs="Times New Roman"/>
+          <w:kern w:val="0"/>
+          <w14:ligatures w14:val="none"/>
+        </w:rPr>
+        <w:t xml:space="preserve"> </w:t>
+      </w:r>
+      <w:proofErr w:type="spellStart"/>
+      <w:r>
+        <w:rPr>
+          <w:rFonts w:ascii="Times New Roman" w:eastAsia="Times New Roman" w:hAnsi="Times New Roman" w:cs="Times New Roman"/>
+          <w:kern w:val="0"/>
+          <w14:ligatures w14:val="none"/>
+        </w:rPr>
+        <w:t>nếu</w:t>
+      </w:r>
+      <w:proofErr w:type="spellEnd"/>
+      <w:r>
+        <w:rPr>
+          <w:rFonts w:ascii="Times New Roman" w:eastAsia="Times New Roman" w:hAnsi="Times New Roman" w:cs="Times New Roman"/>
+          <w:kern w:val="0"/>
+          <w14:ligatures w14:val="none"/>
+        </w:rPr>
+        <w:t xml:space="preserve"> </w:t>
+      </w:r>
+      <w:proofErr w:type="spellStart"/>
+      <w:r>
+        <w:rPr>
+          <w:rFonts w:ascii="Times New Roman" w:eastAsia="Times New Roman" w:hAnsi="Times New Roman" w:cs="Times New Roman"/>
+          <w:kern w:val="0"/>
+          <w14:ligatures w14:val="none"/>
+        </w:rPr>
+        <w:t>gọi</w:t>
+      </w:r>
+      <w:proofErr w:type="spellEnd"/>
+      <w:r>
+        <w:rPr>
+          <w:rFonts w:ascii="Times New Roman" w:eastAsia="Times New Roman" w:hAnsi="Times New Roman" w:cs="Times New Roman"/>
+          <w:kern w:val="0"/>
+          <w14:ligatures w14:val="none"/>
+        </w:rPr>
+        <w:t xml:space="preserve"> </w:t>
+      </w:r>
+      <w:proofErr w:type="spellStart"/>
+      <w:r>
+        <w:rPr>
+          <w:rFonts w:ascii="Times New Roman" w:eastAsia="Times New Roman" w:hAnsi="Times New Roman" w:cs="Times New Roman"/>
+          <w:kern w:val="0"/>
+          <w14:ligatures w14:val="none"/>
+        </w:rPr>
+        <w:t>thông</w:t>
+      </w:r>
+      <w:proofErr w:type="spellEnd"/>
+      <w:r>
+        <w:rPr>
+          <w:rFonts w:ascii="Times New Roman" w:eastAsia="Times New Roman" w:hAnsi="Times New Roman" w:cs="Times New Roman"/>
+          <w:kern w:val="0"/>
+          <w14:ligatures w14:val="none"/>
+        </w:rPr>
+        <w:t xml:space="preserve"> qua 1 </w:t>
+      </w:r>
+      <w:proofErr w:type="spellStart"/>
+      <w:r>
+        <w:rPr>
+          <w:rFonts w:ascii="Times New Roman" w:eastAsia="Times New Roman" w:hAnsi="Times New Roman" w:cs="Times New Roman"/>
+          <w:kern w:val="0"/>
+          <w14:ligatures w14:val="none"/>
+        </w:rPr>
+        <w:t>đối</w:t>
+      </w:r>
+      <w:proofErr w:type="spellEnd"/>
+      <w:r>
+        <w:rPr>
+          <w:rFonts w:ascii="Times New Roman" w:eastAsia="Times New Roman" w:hAnsi="Times New Roman" w:cs="Times New Roman"/>
+          <w:kern w:val="0"/>
+          <w14:ligatures w14:val="none"/>
+        </w:rPr>
+        <w:t xml:space="preserve"> </w:t>
+      </w:r>
+      <w:proofErr w:type="spellStart"/>
+      <w:r>
+        <w:rPr>
+          <w:rFonts w:ascii="Times New Roman" w:eastAsia="Times New Roman" w:hAnsi="Times New Roman" w:cs="Times New Roman"/>
+          <w:kern w:val="0"/>
+          <w14:ligatures w14:val="none"/>
+        </w:rPr>
+        <w:t>tượng</w:t>
+      </w:r>
+      <w:proofErr w:type="spellEnd"/>
+      <w:r>
+        <w:rPr>
+          <w:rFonts w:ascii="Times New Roman" w:eastAsia="Times New Roman" w:hAnsi="Times New Roman" w:cs="Times New Roman"/>
+          <w:kern w:val="0"/>
+          <w14:ligatures w14:val="none"/>
+        </w:rPr>
+        <w:t xml:space="preserve"> </w:t>
+      </w:r>
+    </w:p>
+    <w:p>
+      <w:pPr>
         <w:numPr>
           <w:ilvl w:val="0"/>
           <w:numId w:val="1"/>
@@ -1326,6 +1804,194 @@
           <w14:ligatures w14:val="none"/>
         </w:rPr>
         <w:t>) and via an instance? Which one is considered good practice?</w:t>
+      </w:r>
+    </w:p>
+    <w:p>
+      <w:pPr>
+        <w:pStyle w:val="pdq2pgselectionanchorcontainer"/>
+      </w:pPr>
+      <w:proofErr w:type="spellStart"/>
+      <w:r>
+        <w:rPr>
+          <w:sz w:val="20"/>
+          <w:szCs w:val="20"/>
+        </w:rPr>
+        <w:t>Student.GetTotalStudents</w:t>
+      </w:r>
+      <w:proofErr w:type="spellEnd"/>
+      <w:r>
+        <w:rPr>
+          <w:sz w:val="20"/>
+          <w:szCs w:val="20"/>
+        </w:rPr>
+        <w:t>()</w:t>
+      </w:r>
+      <w:r>
+        <w:t xml:space="preserve"> </w:t>
+      </w:r>
+      <w:proofErr w:type="spellStart"/>
+      <w:r>
+        <w:t>gọi</w:t>
+      </w:r>
+      <w:proofErr w:type="spellEnd"/>
+      <w:r>
+        <w:t xml:space="preserve"> </w:t>
+      </w:r>
+      <w:proofErr w:type="spellStart"/>
+      <w:r>
+        <w:t>phương</w:t>
+      </w:r>
+      <w:proofErr w:type="spellEnd"/>
+      <w:r>
+        <w:t xml:space="preserve"> </w:t>
+      </w:r>
+      <w:proofErr w:type="spellStart"/>
+      <w:r>
+        <w:t>thức</w:t>
+      </w:r>
+      <w:proofErr w:type="spellEnd"/>
+      <w:r>
+        <w:t xml:space="preserve"> </w:t>
+      </w:r>
+      <w:proofErr w:type="spellStart"/>
+      <w:r>
+        <w:t>thông</w:t>
+      </w:r>
+      <w:proofErr w:type="spellEnd"/>
+      <w:r>
+        <w:t xml:space="preserve"> qua</w:t>
+      </w:r>
+      <w:r>
+        <w:t xml:space="preserve"> class</w:t>
+      </w:r>
+      <w:r>
+        <w:t xml:space="preserve">, </w:t>
+      </w:r>
+      <w:proofErr w:type="spellStart"/>
+      <w:r>
+        <w:t>thể</w:t>
+      </w:r>
+      <w:proofErr w:type="spellEnd"/>
+      <w:r>
+        <w:t xml:space="preserve"> </w:t>
+      </w:r>
+      <w:proofErr w:type="spellStart"/>
+      <w:r>
+        <w:t>hiện</w:t>
+      </w:r>
+      <w:proofErr w:type="spellEnd"/>
+      <w:r>
+        <w:t xml:space="preserve"> </w:t>
+      </w:r>
+      <w:proofErr w:type="spellStart"/>
+      <w:r>
+        <w:t>rõ</w:t>
+      </w:r>
+      <w:proofErr w:type="spellEnd"/>
+      <w:r>
+        <w:t xml:space="preserve"> </w:t>
+      </w:r>
+      <w:proofErr w:type="spellStart"/>
+      <w:r>
+        <w:t>là</w:t>
+      </w:r>
+      <w:proofErr w:type="spellEnd"/>
+      <w:r>
+        <w:t xml:space="preserve"> static </w:t>
+      </w:r>
+      <w:proofErr w:type="spellStart"/>
+      <w:r>
+        <w:t>và</w:t>
+      </w:r>
+      <w:proofErr w:type="spellEnd"/>
+      <w:r>
+        <w:t xml:space="preserve"> </w:t>
+      </w:r>
+      <w:proofErr w:type="spellStart"/>
+      <w:r>
+        <w:t>thuộc</w:t>
+      </w:r>
+      <w:proofErr w:type="spellEnd"/>
+      <w:r>
+        <w:t xml:space="preserve"> </w:t>
+      </w:r>
+      <w:proofErr w:type="spellStart"/>
+      <w:r>
+        <w:t>về</w:t>
+      </w:r>
+      <w:proofErr w:type="spellEnd"/>
+      <w:r>
+        <w:t xml:space="preserve"> cla</w:t>
+      </w:r>
+      <w:r>
+        <w:t>ss student</w:t>
+      </w:r>
+      <w:r>
+        <w:t xml:space="preserve">, </w:t>
+      </w:r>
+      <w:proofErr w:type="spellStart"/>
+      <w:r>
+        <w:t>không</w:t>
+      </w:r>
+      <w:proofErr w:type="spellEnd"/>
+      <w:r>
+        <w:t xml:space="preserve"> </w:t>
+      </w:r>
+      <w:proofErr w:type="spellStart"/>
+      <w:r>
+        <w:t>thuộc</w:t>
+      </w:r>
+      <w:proofErr w:type="spellEnd"/>
+      <w:r>
+        <w:t xml:space="preserve"> </w:t>
+      </w:r>
+      <w:proofErr w:type="spellStart"/>
+      <w:r>
+        <w:t>về</w:t>
+      </w:r>
+      <w:proofErr w:type="spellEnd"/>
+      <w:r>
+        <w:t xml:space="preserve"> </w:t>
+      </w:r>
+      <w:proofErr w:type="spellStart"/>
+      <w:r>
+        <w:t>một</w:t>
+      </w:r>
+      <w:proofErr w:type="spellEnd"/>
+      <w:r>
+        <w:t xml:space="preserve"> </w:t>
+      </w:r>
+      <w:proofErr w:type="spellStart"/>
+      <w:r>
+        <w:t>đối</w:t>
+      </w:r>
+      <w:proofErr w:type="spellEnd"/>
+      <w:r>
+        <w:t xml:space="preserve"> </w:t>
+      </w:r>
+      <w:proofErr w:type="spellStart"/>
+      <w:r>
+        <w:t>tượng</w:t>
+      </w:r>
+      <w:proofErr w:type="spellEnd"/>
+      <w:r>
+        <w:t xml:space="preserve"> </w:t>
+      </w:r>
+      <w:proofErr w:type="spellStart"/>
+      <w:r>
+        <w:t>cụ</w:t>
+      </w:r>
+      <w:proofErr w:type="spellEnd"/>
+      <w:r>
+        <w:t xml:space="preserve"> </w:t>
+      </w:r>
+      <w:proofErr w:type="spellStart"/>
+      <w:r>
+        <w:t>thể</w:t>
+      </w:r>
+      <w:proofErr w:type="spellEnd"/>
+      <w:r>
+        <w:t>.</w:t>
       </w:r>
     </w:p>
     <w:p>
@@ -2390,6 +3056,59 @@
       <w:spacing w:val="5"/>
     </w:rPr>
   </w:style>
+  <w:style w:type="paragraph" w:customStyle="1" w:styleId="pdq2pgselectionanchorcontainer">
+    <w:name w:val="pdq2pg_selectionanchorcontainer"/>
+    <w:basedOn w:val="Normal"/>
+    <w:rsid w:val="00094300"/>
+    <w:pPr>
+      <w:spacing w:before="100" w:beforeAutospacing="1" w:after="100" w:afterAutospacing="1" w:line="240" w:lineRule="auto"/>
+    </w:pPr>
+    <w:rPr>
+      <w:rFonts w:ascii="Times New Roman" w:eastAsia="Times New Roman" w:hAnsi="Times New Roman" w:cs="Times New Roman"/>
+      <w:kern w:val="0"/>
+      <w14:ligatures w14:val="none"/>
+    </w:rPr>
+  </w:style>
+  <w:style w:type="character" w:styleId="HTMLCode">
+    <w:name w:val="HTML Code"/>
+    <w:basedOn w:val="DefaultParagraphFont"/>
+    <w:uiPriority w:val="99"/>
+    <w:semiHidden/>
+    <w:unhideWhenUsed/>
+    <w:rsid w:val="00094300"/>
+    <w:rPr>
+      <w:rFonts w:ascii="Courier New" w:eastAsia="Times New Roman" w:hAnsi="Courier New" w:cs="Courier New"/>
+      <w:sz w:val="20"/>
+      <w:szCs w:val="20"/>
+    </w:rPr>
+  </w:style>
+  <w:style w:type="character" w:styleId="Strong">
+    <w:name w:val="Strong"/>
+    <w:basedOn w:val="DefaultParagraphFont"/>
+    <w:uiPriority w:val="22"/>
+    <w:qFormat/>
+    <w:rsid w:val="00094300"/>
+    <w:rPr>
+      <w:b/>
+      <w:bCs/>
+    </w:rPr>
+  </w:style>
+  <w:style w:type="paragraph" w:styleId="NormalWeb">
+    <w:name w:val="Normal (Web)"/>
+    <w:basedOn w:val="Normal"/>
+    <w:uiPriority w:val="99"/>
+    <w:semiHidden/>
+    <w:unhideWhenUsed/>
+    <w:rsid w:val="00094300"/>
+    <w:pPr>
+      <w:spacing w:before="100" w:beforeAutospacing="1" w:after="100" w:afterAutospacing="1" w:line="240" w:lineRule="auto"/>
+    </w:pPr>
+    <w:rPr>
+      <w:rFonts w:ascii="Times New Roman" w:eastAsia="Times New Roman" w:hAnsi="Times New Roman" w:cs="Times New Roman"/>
+      <w:kern w:val="0"/>
+      <w14:ligatures w14:val="none"/>
+    </w:rPr>
+  </w:style>
 </w:styles>
 </file>
 
